--- a/app/easycashbackend/templates/ACKNOWLEDGEMENT_RECEIPT.docx
+++ b/app/easycashbackend/templates/ACKNOWLEDGEMENT_RECEIPT.docx
@@ -2461,7 +2461,7 @@
       </w:pPr>
     </w:p>
     <w:sectPr>
-      <w:pgSz w:w="12242" w:h="10081" w:code="5"/>
+      <w:pgSz w:w="12240" w:h="15840"/>
       <w:pgMar w:top="720" w:right="720" w:bottom="720" w:left="720" w:header="709" w:footer="709" w:gutter="0"/>
       <w:cols w:space="708"/>
       <w:docGrid w:linePitch="360"/>
